--- a/az/wisdom-stories/candles-conversation.docx
+++ b/az/wisdom-stories/candles-conversation.docx
@@ -131,7 +131,7 @@
         <w:rPr>
           <w:lang/>
         </w:rPr>
-        <w:t>— Mən Sevgiyəm. İnsanlar bir-birinə vaxt ayırmayanda, qayğı göstərməyəndə mənim də işığım azalır. Bəzən ən yaxın adamlar belə bir-birini sevdiyini deməyi unudur.</w:t>
+        <w:t>— Mən Sevgiyəm. İnsanlar bir-birinə vaxt ayırmayanda, qayğı göstərməyəndə mənim də işığım azalır. Bəzən ən yaxın adamlar belə bir-birini sevdiklərini deməyi unudur.</w:t>
       </w:r>
     </w:p>
     <w:p>
